--- a/eng/docx/16.content.docx
+++ b/eng/docx/16.content.docx
@@ -1906,7 +1906,7 @@
           <w:b/>
           <w:lang w:val="en_US" w:bidi="en_US"/>
         </w:rPr>
-        <w:t>Who repaired from the angle to the door of the house of Elisahib the high priest?</w:t>
+        <w:t>Who repaired from the angle to the door of the house of Eliashib the high priest?</w:t>
       </w:r>
     </w:p>
     <w:p>
